--- a/examples/2_online_prediction/doc/dfr_aedd.docx
+++ b/examples/2_online_prediction/doc/dfr_aedd.docx
@@ -1414,6 +1414,15 @@
         <w:t xml:space="preserve">(</w:t>
       </w:r>
       <w:r>
+        <w:br/>
+      </w:r>
+      <w:r>
+        <w:rPr>
+          <w:rStyle w:val="NormalTok"/>
+        </w:rPr>
+        <w:t xml:space="preserve">    </w:t>
+      </w:r>
+      <w:r>
         <w:rPr>
           <w:rStyle w:val="AttributeTok"/>
         </w:rPr>
@@ -1490,6 +1499,15 @@
           <w:rStyle w:val="NormalTok"/>
         </w:rPr>
         <w:t xml:space="preserve">, </w:t>
+      </w:r>
+      <w:r>
+        <w:br/>
+      </w:r>
+      <w:r>
+        <w:rPr>
+          <w:rStyle w:val="NormalTok"/>
+        </w:rPr>
+        <w:t xml:space="preserve">    </w:t>
       </w:r>
       <w:r>
         <w:rPr>
@@ -4077,7 +4095,7 @@
         <w:rPr>
           <w:rStyle w:val="VerbatimChar"/>
         </w:rPr>
-        <w:t xml:space="preserve">## 1           2  0  0  0  0       0 0.0007827282</w:t>
+        <w:t xml:space="preserve">## 1           2  0  0  0  0       0 0.0006740093</w:t>
       </w:r>
       <w:r>
         <w:br/>
@@ -4086,7 +4104,7 @@
         <w:rPr>
           <w:rStyle w:val="VerbatimChar"/>
         </w:rPr>
-        <w:t xml:space="preserve">## 2           3 20  0 26  4       0 1.4489917755</w:t>
+        <w:t xml:space="preserve">## 2           3 20  0 26  4       0 1.4422409534</w:t>
       </w:r>
       <w:r>
         <w:br/>
@@ -4095,7 +4113,7 @@
         <w:rPr>
           <w:rStyle w:val="VerbatimChar"/>
         </w:rPr>
-        <w:t xml:space="preserve">## 3           4 20  0 29  1       0 0.0212545395</w:t>
+        <w:t xml:space="preserve">## 3           4 20  0 29  1       0 0.0211477280</w:t>
       </w:r>
       <w:r>
         <w:br/>
@@ -4104,7 +4122,7 @@
         <w:rPr>
           <w:rStyle w:val="VerbatimChar"/>
         </w:rPr>
-        <w:t xml:space="preserve">## 4           5 20  3 23  4       0 0.0202600956</w:t>
+        <w:t xml:space="preserve">## 4           5 20  3 23  4       0 0.0213761330</w:t>
       </w:r>
       <w:r>
         <w:br/>
@@ -4113,7 +4131,7 @@
         <w:rPr>
           <w:rStyle w:val="VerbatimChar"/>
         </w:rPr>
-        <w:t xml:space="preserve">## 5           6  0  0 19 31       0 0.0207672119</w:t>
+        <w:t xml:space="preserve">## 5           6  0  0 19 31       0 0.0212631226</w:t>
       </w:r>
       <w:r>
         <w:br/>
@@ -4122,7 +4140,7 @@
         <w:rPr>
           <w:rStyle w:val="VerbatimChar"/>
         </w:rPr>
-        <w:t xml:space="preserve">## 6           7  0  0  0  0       1 0.0217840672</w:t>
+        <w:t xml:space="preserve">## 6           7  0  0  0  0       1 0.0374922752</w:t>
       </w:r>
       <w:r>
         <w:br/>
@@ -4131,7 +4149,7 @@
         <w:rPr>
           <w:rStyle w:val="VerbatimChar"/>
         </w:rPr>
-        <w:t xml:space="preserve">## 7           8 18  4 25  3       0 1.4341423512</w:t>
+        <w:t xml:space="preserve">## 7           8 18  4 25  3       0 1.4181218147</w:t>
       </w:r>
       <w:r>
         <w:br/>
@@ -4140,7 +4158,7 @@
         <w:rPr>
           <w:rStyle w:val="VerbatimChar"/>
         </w:rPr>
-        <w:t xml:space="preserve">## 8           9 21  4 17  8       0 0.0213551521</w:t>
+        <w:t xml:space="preserve">## 8           9 21  4 17  8       0 0.0208809376</w:t>
       </w:r>
       <w:r>
         <w:br/>
@@ -4149,7 +4167,7 @@
         <w:rPr>
           <w:rStyle w:val="VerbatimChar"/>
         </w:rPr>
-        <w:t xml:space="preserve">## 9          10 20  1 25  4       0 0.0204386711</w:t>
+        <w:t xml:space="preserve">## 9          10 20  1 25  4       0 0.0226895809</w:t>
       </w:r>
     </w:p>
     <w:p>
